--- a/public/samples/quotation.docx
+++ b/public/samples/quotation.docx
@@ -2994,191 +2994,6 @@
           </w:p>
         </w:tc>
       </w:tr>
-    </w:tbl>
-    <w:p/>
-    <w:p>
-      <w:pPr>
-        <w:jc w:val="right"/>
-        <w:spacing w:after="120"/>
-      </w:pPr>
-      <w:r>
-        <w:rPr>
-          <w:rFonts w:hint="eastAsia"/>
-          <w:lang w:eastAsia="zh-TW"/>
-        </w:rPr>
-        <w:t xml:space="preserve">（明細續下頁）</w:t>
-      </w:r>
-    </w:p>
-    <w:p>
-      <w:r>
-        <w:br w:type="page"/>
-      </w:r>
-    </w:p>
-    <w:p>
-      <w:pPr>
-        <w:pStyle w:val="Heading1"/>
-        <w:spacing w:after="120"/>
-      </w:pPr>
-      <w:r>
-        <w:rPr>
-          <w:b/>
-          <w:sz w:val="26"/>
-          <w:rFonts w:hint="eastAsia"/>
-          <w:lang w:eastAsia="zh-TW"/>
-        </w:rPr>
-        <w:t xml:space="preserve">報價明細（續）</w:t>
-      </w:r>
-    </w:p>
-    <w:tbl>
-      <w:tblPr>
-        <w:tblStyle w:val="TableGrid"/>
-        <w:tblW w:w="9026" w:type="dxa"/>
-        <w:tblBorders>
-          <w:top w:val="single" w:sz="4" w:color="808080"/>
-          <w:left w:val="single" w:sz="4" w:color="808080"/>
-          <w:bottom w:val="single" w:sz="4" w:color="808080"/>
-          <w:right w:val="single" w:sz="4" w:color="808080"/>
-          <w:insideH w:val="single" w:sz="4" w:color="808080"/>
-          <w:insideV w:val="single" w:sz="4" w:color="808080"/>
-        </w:tblBorders>
-        <w:tblCellMar>
-          <w:left w:w="80" w:type="dxa"/>
-          <w:right w:w="80" w:type="dxa"/>
-        </w:tblCellMar>
-      </w:tblPr>
-      <w:tblGrid>
-        <w:gridCol w:w="557"/>
-        <w:gridCol w:w="1671"/>
-        <w:gridCol w:w="3343"/>
-        <w:gridCol w:w="669"/>
-        <w:gridCol w:w="1337"/>
-        <w:gridCol w:w="1449"/>
-      </w:tblGrid>
-      <w:tr>
-        <w:trPr>
-          <w:tblHeader/>
-        </w:trPr>
-        <w:tc>
-          <w:tcPr>
-            <w:tcW w:w="557" w:type="dxa"/>
-            <w:shd w:val="clear" w:color="auto" w:fill="E7E6E6"/>
-          </w:tcPr>
-          <w:p>
-            <w:pPr>
-              <w:spacing w:after="0"/>
-            </w:pPr>
-            <w:r>
-              <w:rPr>
-                <w:b/>
-                <w:sz w:val="20"/>
-                <w:rFonts w:hint="eastAsia"/>
-                <w:lang w:eastAsia="zh-TW"/>
-              </w:rPr>
-              <w:t xml:space="preserve">項次</w:t>
-            </w:r>
-          </w:p>
-        </w:tc>
-        <w:tc>
-          <w:tcPr>
-            <w:tcW w:w="1671" w:type="dxa"/>
-            <w:shd w:val="clear" w:color="auto" w:fill="E7E6E6"/>
-          </w:tcPr>
-          <w:p>
-            <w:pPr>
-              <w:spacing w:after="0"/>
-            </w:pPr>
-            <w:r>
-              <w:rPr>
-                <w:b/>
-                <w:sz w:val="20"/>
-                <w:rFonts w:hint="eastAsia"/>
-                <w:lang w:eastAsia="zh-TW"/>
-              </w:rPr>
-              <w:t xml:space="preserve">品項</w:t>
-            </w:r>
-          </w:p>
-        </w:tc>
-        <w:tc>
-          <w:tcPr>
-            <w:tcW w:w="3343" w:type="dxa"/>
-            <w:shd w:val="clear" w:color="auto" w:fill="E7E6E6"/>
-          </w:tcPr>
-          <w:p>
-            <w:pPr>
-              <w:spacing w:after="0"/>
-            </w:pPr>
-            <w:r>
-              <w:rPr>
-                <w:b/>
-                <w:sz w:val="20"/>
-                <w:rFonts w:hint="eastAsia"/>
-                <w:lang w:eastAsia="zh-TW"/>
-              </w:rPr>
-              <w:t xml:space="preserve">規格</w:t>
-            </w:r>
-          </w:p>
-        </w:tc>
-        <w:tc>
-          <w:tcPr>
-            <w:tcW w:w="669" w:type="dxa"/>
-            <w:shd w:val="clear" w:color="auto" w:fill="E7E6E6"/>
-          </w:tcPr>
-          <w:p>
-            <w:pPr>
-              <w:spacing w:after="0"/>
-            </w:pPr>
-            <w:r>
-              <w:rPr>
-                <w:b/>
-                <w:sz w:val="20"/>
-                <w:rFonts w:hint="eastAsia"/>
-                <w:lang w:eastAsia="zh-TW"/>
-              </w:rPr>
-              <w:t xml:space="preserve">數量</w:t>
-            </w:r>
-          </w:p>
-        </w:tc>
-        <w:tc>
-          <w:tcPr>
-            <w:tcW w:w="1337" w:type="dxa"/>
-            <w:shd w:val="clear" w:color="auto" w:fill="E7E6E6"/>
-          </w:tcPr>
-          <w:p>
-            <w:pPr>
-              <w:spacing w:after="0"/>
-            </w:pPr>
-            <w:r>
-              <w:rPr>
-                <w:b/>
-                <w:sz w:val="20"/>
-                <w:rFonts w:hint="eastAsia"/>
-                <w:lang w:eastAsia="zh-TW"/>
-              </w:rPr>
-              <w:t xml:space="preserve">單價</w:t>
-            </w:r>
-          </w:p>
-        </w:tc>
-        <w:tc>
-          <w:tcPr>
-            <w:tcW w:w="1449" w:type="dxa"/>
-            <w:shd w:val="clear" w:color="auto" w:fill="E7E6E6"/>
-          </w:tcPr>
-          <w:p>
-            <w:pPr>
-              <w:spacing w:after="0"/>
-            </w:pPr>
-            <w:r>
-              <w:rPr>
-                <w:b/>
-                <w:sz w:val="20"/>
-                <w:rFonts w:hint="eastAsia"/>
-                <w:lang w:eastAsia="zh-TW"/>
-              </w:rPr>
-              <w:t xml:space="preserve">小計</w:t>
-            </w:r>
-          </w:p>
-        </w:tc>
-      </w:tr>
       <w:tr>
         <w:tc>
           <w:tcPr>
@@ -5267,11 +5082,6 @@
           <w:lang w:eastAsia="zh-TW"/>
         </w:rPr>
         <w:t xml:space="preserve">以上金額以新台幣計價。本報價含運送至送貨地址之運費，不含進口關稅及其他規費。</w:t>
-      </w:r>
-    </w:p>
-    <w:p>
-      <w:r>
-        <w:br w:type="page"/>
       </w:r>
     </w:p>
     <w:p>
@@ -5714,15 +5524,7 @@
                 <w:rFonts w:ascii="Calibri" w:hAnsi="Calibri"/>
                 <w:lang w:val="en-US"/>
               </w:rPr>
-              <w:t xml:space="preserve">049-13</w:t>
-            </w:r>
-            <w:r>
-              <w:rPr>
-                <w:sz w:val="20"/>
-                <w:rFonts w:ascii="Calibri" w:hAnsi="Calibri"/>
-                <w:lang w:val="en-US"/>
-              </w:rPr>
-              <w:t xml:space="preserve">39-867</w:t>
+              <w:t xml:space="preserve">049-1339-867</w:t>
             </w:r>
           </w:p>
         </w:tc>
@@ -5740,15 +5542,7 @@
                 <w:rFonts w:ascii="Calibri" w:hAnsi="Calibri"/>
                 <w:lang w:val="en-US"/>
               </w:rPr>
-              <w:t xml:space="preserve">0920-6</w:t>
-            </w:r>
-            <w:r>
-              <w:rPr>
-                <w:sz w:val="20"/>
-                <w:rFonts w:ascii="Calibri" w:hAnsi="Calibri"/>
-                <w:lang w:val="en-US"/>
-              </w:rPr>
-              <w:t xml:space="preserve">59-818</w:t>
+              <w:t xml:space="preserve">0920-659-818</w:t>
             </w:r>
           </w:p>
         </w:tc>
@@ -5766,15 +5560,7 @@
                 <w:rFonts w:ascii="Calibri" w:hAnsi="Calibri"/>
                 <w:lang w:val="en-US"/>
               </w:rPr>
-              <w:t xml:space="preserve">tang.tsung.tzu59</w:t>
-            </w:r>
-            <w:r>
-              <w:rPr>
-                <w:sz w:val="20"/>
-                <w:rFonts w:ascii="Calibri" w:hAnsi="Calibri"/>
-                <w:lang w:val="en-US"/>
-              </w:rPr>
-              <w:t xml:space="preserve">@example.com.tw</w:t>
+              <w:t xml:space="preserve">tang.tsung.tzu59@example.com.tw</w:t>
             </w:r>
           </w:p>
         </w:tc>
@@ -5830,15 +5616,7 @@
                 <w:rFonts w:ascii="Calibri" w:hAnsi="Calibri"/>
                 <w:lang w:val="en-US"/>
               </w:rPr>
-              <w:t xml:space="preserve">03-084</w:t>
-            </w:r>
-            <w:r>
-              <w:rPr>
-                <w:sz w:val="20"/>
-                <w:rFonts w:ascii="Calibri" w:hAnsi="Calibri"/>
-                <w:lang w:val="en-US"/>
-              </w:rPr>
-              <w:t xml:space="preserve">6-400</w:t>
+              <w:t xml:space="preserve">03-0846-400</w:t>
             </w:r>
           </w:p>
         </w:tc>
@@ -5906,15 +5684,7 @@
                 <w:rFonts w:ascii="Calibri" w:hAnsi="Calibri"/>
                 <w:lang w:val="en-US"/>
               </w:rPr>
-              <w:t xml:space="preserve">shih.chien.lin68@</w:t>
-            </w:r>
-            <w:r>
-              <w:rPr>
-                <w:sz w:val="20"/>
-                <w:rFonts w:ascii="Calibri" w:hAnsi="Calibri"/>
-                <w:lang w:val="en-US"/>
-              </w:rPr>
-              <w:t xml:space="preserve">mail.example.org</w:t>
+              <w:t xml:space="preserve">shih.chien.lin68@mail.example.org</w:t>
             </w:r>
           </w:p>
         </w:tc>
@@ -5970,15 +5740,7 @@
                 <w:rFonts w:ascii="Calibri" w:hAnsi="Calibri"/>
                 <w:lang w:val="en-US"/>
               </w:rPr>
-              <w:t xml:space="preserve">0800-0</w:t>
-            </w:r>
-            <w:r>
-              <w:rPr>
-                <w:sz w:val="20"/>
-                <w:rFonts w:ascii="Calibri" w:hAnsi="Calibri"/>
-                <w:lang w:val="en-US"/>
-              </w:rPr>
-              <w:t xml:space="preserve">00-123</w:t>
+              <w:t xml:space="preserve">0800-000-123</w:t>
             </w:r>
           </w:p>
         </w:tc>
@@ -6014,15 +5776,7 @@
                 <w:rFonts w:ascii="Calibri" w:hAnsi="Calibri"/>
                 <w:lang w:val="en-US"/>
               </w:rPr>
-              <w:t xml:space="preserve">service@exa</w:t>
-            </w:r>
-            <w:r>
-              <w:rPr>
-                <w:sz w:val="20"/>
-                <w:rFonts w:ascii="Calibri" w:hAnsi="Calibri"/>
-                <w:lang w:val="en-US"/>
-              </w:rPr>
-              <w:t xml:space="preserve">mple.com.tw</w:t>
+              <w:t xml:space="preserve">service@example.com.tw</w:t>
             </w:r>
           </w:p>
         </w:tc>
@@ -6063,11 +5817,6 @@
       </w:r>
     </w:p>
     <w:p>
-      <w:r>
-        <w:br w:type="page"/>
-      </w:r>
-    </w:p>
-    <w:p>
       <w:pPr>
         <w:pStyle w:val="Heading1"/>
         <w:spacing w:after="120"/>
@@ -6123,14 +5872,7 @@
           <w:rFonts w:ascii="Calibri" w:hAnsi="Calibri"/>
           <w:lang w:val="en-US"/>
         </w:rPr>
-        <w:t xml:space="preserve">4848</w:t>
-      </w:r>
-      <w:r>
-        <w:rPr>
-          <w:rFonts w:ascii="Calibri" w:hAnsi="Calibri"/>
-          <w:lang w:val="en-US"/>
-        </w:rPr>
-        <w:t xml:space="preserve">6870</w:t>
+        <w:t xml:space="preserve">48486870</w:t>
       </w:r>
     </w:p>
     <w:p>
@@ -6219,14 +5961,7 @@
           <w:rFonts w:ascii="Calibri" w:hAnsi="Calibri"/>
           <w:lang w:val="en-US"/>
         </w:rPr>
-        <w:t xml:space="preserve">2116</w:t>
-      </w:r>
-      <w:r>
-        <w:rPr>
-          <w:rFonts w:ascii="Calibri" w:hAnsi="Calibri"/>
-          <w:lang w:val="en-US"/>
-        </w:rPr>
-        <w:t xml:space="preserve">6620</w:t>
+        <w:t xml:space="preserve">21166620</w:t>
       </w:r>
     </w:p>
     <w:p>
@@ -6311,7 +6046,14 @@
           <w:rFonts w:ascii="Calibri" w:hAnsi="Calibri"/>
           <w:lang w:val="en-US"/>
         </w:rPr>
-        <w:t xml:space="preserve">049-1339-867</w:t>
+        <w:t xml:space="preserve">049-13</w:t>
+      </w:r>
+      <w:r>
+        <w:rPr>
+          <w:rFonts w:ascii="Calibri" w:hAnsi="Calibri"/>
+          <w:lang w:val="en-US"/>
+        </w:rPr>
+        <w:t xml:space="preserve">39-867</w:t>
       </w:r>
     </w:p>
     <w:p/>
